--- a/Word_Doc/practical_5.docx
+++ b/Word_Doc/practical_5.docx
@@ -57,7 +57,7 @@
           <w:u w:val="single"/>
           <w:shd w:val="clear" w:color="auto" w:fill="FFFFFF"/>
         </w:rPr>
-        <w:t>4</w:t>
+        <w:t>5</w:t>
       </w:r>
     </w:p>
     <w:p>
@@ -105,113 +105,15 @@
           <w:szCs w:val="28"/>
           <w:shd w:val="clear" w:color="auto" w:fill="FFFFFF"/>
         </w:rPr>
-        <w:t xml:space="preserve">This practical demonstrates Java object modeling using classes, constructors, arrays, and the </w:t>
+        <w:t>This practical demonstrates abstraction, inheritance, constructors, arrays, and polymorphism in Java. Abstract classes and methods are used to define common behavior, while subclasses provide specific implementations for shape areas and employee salaries.</w:t>
       </w:r>
-      <w:proofErr w:type="gramStart"/>
-      <w:r>
+    </w:p>
+    <w:p>
+      <w:pPr>
+        <w:spacing w:after="0" w:line="240" w:lineRule="auto"/>
         <w:rPr>
           <w:rFonts w:ascii="Times New Roman" w:hAnsi="Times New Roman" w:cs="Times New Roman"/>
           <w:bCs/>
-          <w:color w:val="383D48"/>
-          <w:sz w:val="28"/>
-          <w:szCs w:val="28"/>
-          <w:shd w:val="clear" w:color="auto" w:fill="FFFFFF"/>
-        </w:rPr>
-        <w:t>equals(</w:t>
-      </w:r>
-      <w:proofErr w:type="gramEnd"/>
-      <w:r>
-        <w:rPr>
-          <w:rFonts w:ascii="Times New Roman" w:hAnsi="Times New Roman" w:cs="Times New Roman"/>
-          <w:bCs/>
-          <w:color w:val="383D48"/>
-          <w:sz w:val="28"/>
-          <w:szCs w:val="28"/>
-          <w:shd w:val="clear" w:color="auto" w:fill="FFFFFF"/>
-        </w:rPr>
-        <w:t xml:space="preserve">), </w:t>
-      </w:r>
-      <w:proofErr w:type="spellStart"/>
-      <w:proofErr w:type="gramStart"/>
-      <w:r>
-        <w:rPr>
-          <w:rFonts w:ascii="Times New Roman" w:hAnsi="Times New Roman" w:cs="Times New Roman"/>
-          <w:bCs/>
-          <w:color w:val="383D48"/>
-          <w:sz w:val="28"/>
-          <w:szCs w:val="28"/>
-          <w:shd w:val="clear" w:color="auto" w:fill="FFFFFF"/>
-        </w:rPr>
-        <w:t>hashCode</w:t>
-      </w:r>
-      <w:proofErr w:type="spellEnd"/>
-      <w:r>
-        <w:rPr>
-          <w:rFonts w:ascii="Times New Roman" w:hAnsi="Times New Roman" w:cs="Times New Roman"/>
-          <w:bCs/>
-          <w:color w:val="383D48"/>
-          <w:sz w:val="28"/>
-          <w:szCs w:val="28"/>
-          <w:shd w:val="clear" w:color="auto" w:fill="FFFFFF"/>
-        </w:rPr>
-        <w:t>(</w:t>
-      </w:r>
-      <w:proofErr w:type="gramEnd"/>
-      <w:r>
-        <w:rPr>
-          <w:rFonts w:ascii="Times New Roman" w:hAnsi="Times New Roman" w:cs="Times New Roman"/>
-          <w:bCs/>
-          <w:color w:val="383D48"/>
-          <w:sz w:val="28"/>
-          <w:szCs w:val="28"/>
-          <w:shd w:val="clear" w:color="auto" w:fill="FFFFFF"/>
-        </w:rPr>
-        <w:t xml:space="preserve">), and </w:t>
-      </w:r>
-      <w:proofErr w:type="spellStart"/>
-      <w:proofErr w:type="gramStart"/>
-      <w:r>
-        <w:rPr>
-          <w:rFonts w:ascii="Times New Roman" w:hAnsi="Times New Roman" w:cs="Times New Roman"/>
-          <w:bCs/>
-          <w:color w:val="383D48"/>
-          <w:sz w:val="28"/>
-          <w:szCs w:val="28"/>
-          <w:shd w:val="clear" w:color="auto" w:fill="FFFFFF"/>
-        </w:rPr>
-        <w:t>toString</w:t>
-      </w:r>
-      <w:proofErr w:type="spellEnd"/>
-      <w:r>
-        <w:rPr>
-          <w:rFonts w:ascii="Times New Roman" w:hAnsi="Times New Roman" w:cs="Times New Roman"/>
-          <w:bCs/>
-          <w:color w:val="383D48"/>
-          <w:sz w:val="28"/>
-          <w:szCs w:val="28"/>
-          <w:shd w:val="clear" w:color="auto" w:fill="FFFFFF"/>
-        </w:rPr>
-        <w:t>(</w:t>
-      </w:r>
-      <w:proofErr w:type="gramEnd"/>
-      <w:r>
-        <w:rPr>
-          <w:rFonts w:ascii="Times New Roman" w:hAnsi="Times New Roman" w:cs="Times New Roman"/>
-          <w:bCs/>
-          <w:color w:val="383D48"/>
-          <w:sz w:val="28"/>
-          <w:szCs w:val="28"/>
-          <w:shd w:val="clear" w:color="auto" w:fill="FFFFFF"/>
-        </w:rPr>
-        <w:t>) methods to compare, identify, and display objects based on their data.</w:t>
-      </w:r>
-    </w:p>
-    <w:p>
-      <w:pPr>
-        <w:spacing w:after="0" w:line="240" w:lineRule="auto"/>
-        <w:rPr>
-          <w:rFonts w:ascii="Times New Roman" w:hAnsi="Times New Roman" w:cs="Times New Roman"/>
-          <w:b/>
           <w:color w:val="383D48"/>
           <w:sz w:val="28"/>
           <w:szCs w:val="28"/>
@@ -255,17 +157,6 @@
           <w:shd w:val="clear" w:color="auto" w:fill="FFFFFF"/>
         </w:rPr>
       </w:pPr>
-      <w:r>
-        <w:rPr>
-          <w:rFonts w:ascii="Times New Roman" w:hAnsi="Times New Roman" w:cs="Times New Roman"/>
-          <w:b/>
-          <w:color w:val="383D48"/>
-          <w:sz w:val="28"/>
-          <w:szCs w:val="28"/>
-          <w:shd w:val="clear" w:color="auto" w:fill="FFFFFF"/>
-        </w:rPr>
-        <w:t xml:space="preserve"> </w:t>
-      </w:r>
     </w:p>
     <w:p>
       <w:pPr>
@@ -308,20 +199,6 @@
         </w:rPr>
         <w:t>:</w:t>
       </w:r>
-    </w:p>
-    <w:p>
-      <w:pPr>
-        <w:spacing w:after="0" w:line="240" w:lineRule="auto"/>
-        <w:ind w:left="720"/>
-        <w:rPr>
-          <w:rFonts w:ascii="Times New Roman" w:hAnsi="Times New Roman" w:cs="Times New Roman"/>
-          <w:b/>
-          <w:color w:val="383D48"/>
-          <w:sz w:val="28"/>
-          <w:szCs w:val="28"/>
-          <w:shd w:val="clear" w:color="auto" w:fill="FFFFFF"/>
-        </w:rPr>
-      </w:pPr>
     </w:p>
     <w:p>
       <w:pPr>
@@ -470,6 +347,7 @@
         <w:rPr>
           <w:rFonts w:ascii="Times New Roman" w:hAnsi="Times New Roman" w:cs="Times New Roman"/>
           <w:b/>
+          <w:noProof/>
           <w:color w:val="383D48"/>
           <w:sz w:val="28"/>
           <w:szCs w:val="28"/>
@@ -832,6 +710,7 @@
         <w:rPr>
           <w:rFonts w:ascii="Times New Roman" w:hAnsi="Times New Roman" w:cs="Times New Roman"/>
           <w:b/>
+          <w:noProof/>
           <w:color w:val="383D48"/>
           <w:sz w:val="28"/>
           <w:szCs w:val="28"/>
@@ -891,6 +770,7 @@
         <w:rPr>
           <w:rFonts w:ascii="Times New Roman" w:hAnsi="Times New Roman" w:cs="Times New Roman"/>
           <w:b/>
+          <w:noProof/>
           <w:color w:val="383D48"/>
           <w:sz w:val="28"/>
           <w:szCs w:val="28"/>
@@ -1594,10 +1474,8 @@
           <w:shd w:val="clear" w:color="auto" w:fill="FFFFFF"/>
           <w:lang w:val="en-IN"/>
         </w:rPr>
-        <w:t xml:space="preserve">The learning outcome of this practical is to understand and apply Java classes, constructors, arrays, </w:t>
+        <w:t>The learning outcome of this practical is to understand and apply abstract classes, abstract methods, inheritance, constructors, arrays, and polymorphism in Java. Students will learn to process different objects through a common parent reference, calculate shape areas and employee salaries, find totals and maximum values, and use instance</w:t>
       </w:r>
-      <w:proofErr w:type="spellStart"/>
-      <w:proofErr w:type="gramStart"/>
       <w:r>
         <w:rPr>
           <w:rFonts w:ascii="Times New Roman" w:hAnsi="Times New Roman" w:cs="Times New Roman"/>
@@ -1608,9 +1486,8 @@
           <w:shd w:val="clear" w:color="auto" w:fill="FFFFFF"/>
           <w:lang w:val="en-IN"/>
         </w:rPr>
-        <w:t>toString</w:t>
+        <w:t xml:space="preserve"> </w:t>
       </w:r>
-      <w:proofErr w:type="spellEnd"/>
       <w:r>
         <w:rPr>
           <w:rFonts w:ascii="Times New Roman" w:hAnsi="Times New Roman" w:cs="Times New Roman"/>
@@ -1621,10 +1498,12 @@
           <w:shd w:val="clear" w:color="auto" w:fill="FFFFFF"/>
           <w:lang w:val="en-IN"/>
         </w:rPr>
-        <w:t>(</w:t>
+        <w:t>of to identify specific object types.</w:t>
       </w:r>
-      <w:proofErr w:type="gramEnd"/>
-      <w:r>
+    </w:p>
+    <w:p>
+      <w:pPr>
+        <w:spacing w:after="0" w:line="240" w:lineRule="auto"/>
         <w:rPr>
           <w:rFonts w:ascii="Times New Roman" w:hAnsi="Times New Roman" w:cs="Times New Roman"/>
           <w:bCs/>
@@ -1634,74 +1513,7 @@
           <w:shd w:val="clear" w:color="auto" w:fill="FFFFFF"/>
           <w:lang w:val="en-IN"/>
         </w:rPr>
-        <w:t xml:space="preserve">), </w:t>
-      </w:r>
-      <w:proofErr w:type="gramStart"/>
-      <w:r>
-        <w:rPr>
-          <w:rFonts w:ascii="Times New Roman" w:hAnsi="Times New Roman" w:cs="Times New Roman"/>
-          <w:bCs/>
-          <w:color w:val="383D48"/>
-          <w:sz w:val="28"/>
-          <w:szCs w:val="28"/>
-          <w:shd w:val="clear" w:color="auto" w:fill="FFFFFF"/>
-          <w:lang w:val="en-IN"/>
-        </w:rPr>
-        <w:t>equals(</w:t>
-      </w:r>
-      <w:proofErr w:type="gramEnd"/>
-      <w:r>
-        <w:rPr>
-          <w:rFonts w:ascii="Times New Roman" w:hAnsi="Times New Roman" w:cs="Times New Roman"/>
-          <w:bCs/>
-          <w:color w:val="383D48"/>
-          <w:sz w:val="28"/>
-          <w:szCs w:val="28"/>
-          <w:shd w:val="clear" w:color="auto" w:fill="FFFFFF"/>
-          <w:lang w:val="en-IN"/>
-        </w:rPr>
-        <w:t xml:space="preserve">), and </w:t>
-      </w:r>
-      <w:proofErr w:type="spellStart"/>
-      <w:proofErr w:type="gramStart"/>
-      <w:r>
-        <w:rPr>
-          <w:rFonts w:ascii="Times New Roman" w:hAnsi="Times New Roman" w:cs="Times New Roman"/>
-          <w:bCs/>
-          <w:color w:val="383D48"/>
-          <w:sz w:val="28"/>
-          <w:szCs w:val="28"/>
-          <w:shd w:val="clear" w:color="auto" w:fill="FFFFFF"/>
-          <w:lang w:val="en-IN"/>
-        </w:rPr>
-        <w:t>hashCode</w:t>
-      </w:r>
-      <w:proofErr w:type="spellEnd"/>
-      <w:r>
-        <w:rPr>
-          <w:rFonts w:ascii="Times New Roman" w:hAnsi="Times New Roman" w:cs="Times New Roman"/>
-          <w:bCs/>
-          <w:color w:val="383D48"/>
-          <w:sz w:val="28"/>
-          <w:szCs w:val="28"/>
-          <w:shd w:val="clear" w:color="auto" w:fill="FFFFFF"/>
-          <w:lang w:val="en-IN"/>
-        </w:rPr>
-        <w:t>(</w:t>
-      </w:r>
-      <w:proofErr w:type="gramEnd"/>
-      <w:r>
-        <w:rPr>
-          <w:rFonts w:ascii="Times New Roman" w:hAnsi="Times New Roman" w:cs="Times New Roman"/>
-          <w:bCs/>
-          <w:color w:val="383D48"/>
-          <w:sz w:val="28"/>
-          <w:szCs w:val="28"/>
-          <w:shd w:val="clear" w:color="auto" w:fill="FFFFFF"/>
-          <w:lang w:val="en-IN"/>
-        </w:rPr>
-        <w:t>) methods. Students will learn to compare objects based on their data, identify duplicate objects, count distinct elements, and determine matching cards using object equality.</w:t>
-      </w:r>
+      </w:pPr>
     </w:p>
     <w:p>
       <w:pPr>

--- a/Word_Doc/practical_5.docx
+++ b/Word_Doc/practical_5.docx
@@ -1395,15 +1395,1317 @@
           <w:shd w:val="clear" w:color="auto" w:fill="FFFFFF"/>
         </w:rPr>
       </w:pPr>
-      <w:r>
-        <w:rPr>
-          <w:rFonts w:ascii="Times New Roman" w:hAnsi="Times New Roman" w:cs="Times New Roman"/>
-          <w:b/>
-          <w:color w:val="383D48"/>
-          <w:sz w:val="28"/>
-          <w:szCs w:val="28"/>
-          <w:shd w:val="clear" w:color="auto" w:fill="FFFFFF"/>
-        </w:rPr>
+    </w:p>
+    <w:p>
+      <w:pPr>
+        <w:spacing w:after="0" w:line="240" w:lineRule="auto"/>
+        <w:rPr>
+          <w:rFonts w:ascii="Times New Roman" w:hAnsi="Times New Roman" w:cs="Times New Roman"/>
+          <w:b/>
+          <w:color w:val="383D48"/>
+          <w:sz w:val="28"/>
+          <w:szCs w:val="28"/>
+          <w:shd w:val="clear" w:color="auto" w:fill="FFFFFF"/>
+        </w:rPr>
+      </w:pPr>
+    </w:p>
+    <w:p>
+      <w:pPr>
+        <w:spacing w:after="0" w:line="240" w:lineRule="auto"/>
+        <w:rPr>
+          <w:rFonts w:ascii="Times New Roman" w:hAnsi="Times New Roman" w:cs="Times New Roman"/>
+          <w:b/>
+          <w:color w:val="383D48"/>
+          <w:sz w:val="28"/>
+          <w:szCs w:val="28"/>
+          <w:shd w:val="clear" w:color="auto" w:fill="FFFFFF"/>
+        </w:rPr>
+      </w:pPr>
+    </w:p>
+    <w:p>
+      <w:pPr>
+        <w:spacing w:after="0" w:line="240" w:lineRule="auto"/>
+        <w:rPr>
+          <w:rFonts w:ascii="Times New Roman" w:hAnsi="Times New Roman" w:cs="Times New Roman"/>
+          <w:b/>
+          <w:color w:val="383D48"/>
+          <w:sz w:val="28"/>
+          <w:szCs w:val="28"/>
+          <w:shd w:val="clear" w:color="auto" w:fill="FFFFFF"/>
+        </w:rPr>
+      </w:pPr>
+    </w:p>
+    <w:p>
+      <w:pPr>
+        <w:spacing w:after="0" w:line="240" w:lineRule="auto"/>
+        <w:rPr>
+          <w:rFonts w:ascii="Times New Roman" w:hAnsi="Times New Roman" w:cs="Times New Roman"/>
+          <w:b/>
+          <w:color w:val="383D48"/>
+          <w:sz w:val="28"/>
+          <w:szCs w:val="28"/>
+          <w:shd w:val="clear" w:color="auto" w:fill="FFFFFF"/>
+        </w:rPr>
+      </w:pPr>
+    </w:p>
+    <w:p>
+      <w:pPr>
+        <w:spacing w:after="0" w:line="240" w:lineRule="auto"/>
+        <w:rPr>
+          <w:rFonts w:ascii="Times New Roman" w:hAnsi="Times New Roman" w:cs="Times New Roman"/>
+          <w:b/>
+          <w:color w:val="383D48"/>
+          <w:sz w:val="28"/>
+          <w:szCs w:val="28"/>
+          <w:shd w:val="clear" w:color="auto" w:fill="FFFFFF"/>
+        </w:rPr>
+      </w:pPr>
+    </w:p>
+    <w:p>
+      <w:pPr>
+        <w:spacing w:after="0" w:line="240" w:lineRule="auto"/>
+        <w:rPr>
+          <w:rFonts w:ascii="Times New Roman" w:hAnsi="Times New Roman" w:cs="Times New Roman"/>
+          <w:b/>
+          <w:color w:val="383D48"/>
+          <w:sz w:val="28"/>
+          <w:szCs w:val="28"/>
+          <w:shd w:val="clear" w:color="auto" w:fill="FFFFFF"/>
+        </w:rPr>
+      </w:pPr>
+    </w:p>
+    <w:p>
+      <w:pPr>
+        <w:spacing w:after="0" w:line="240" w:lineRule="auto"/>
+        <w:rPr>
+          <w:rFonts w:ascii="Times New Roman" w:hAnsi="Times New Roman" w:cs="Times New Roman"/>
+          <w:b/>
+          <w:color w:val="383D48"/>
+          <w:sz w:val="28"/>
+          <w:szCs w:val="28"/>
+          <w:shd w:val="clear" w:color="auto" w:fill="FFFFFF"/>
+        </w:rPr>
+      </w:pPr>
+    </w:p>
+    <w:p>
+      <w:pPr>
+        <w:spacing w:after="0" w:line="240" w:lineRule="auto"/>
+        <w:rPr>
+          <w:rFonts w:ascii="Times New Roman" w:hAnsi="Times New Roman" w:cs="Times New Roman"/>
+          <w:b/>
+          <w:color w:val="383D48"/>
+          <w:sz w:val="28"/>
+          <w:szCs w:val="28"/>
+          <w:shd w:val="clear" w:color="auto" w:fill="FFFFFF"/>
+        </w:rPr>
+      </w:pPr>
+    </w:p>
+    <w:p>
+      <w:pPr>
+        <w:spacing w:after="0" w:line="240" w:lineRule="auto"/>
+        <w:jc w:val="center"/>
+        <w:rPr>
+          <w:rFonts w:ascii="Times New Roman" w:hAnsi="Times New Roman" w:cs="Times New Roman"/>
+          <w:b/>
+          <w:color w:val="383D48"/>
+          <w:sz w:val="28"/>
+          <w:szCs w:val="28"/>
+          <w:u w:val="single"/>
+          <w:shd w:val="clear" w:color="auto" w:fill="FFFFFF"/>
+        </w:rPr>
+      </w:pPr>
+      <w:r>
+        <w:rPr>
+          <w:rFonts w:ascii="Times New Roman" w:hAnsi="Times New Roman" w:cs="Times New Roman"/>
+          <w:b/>
+          <w:color w:val="383D48"/>
+          <w:sz w:val="28"/>
+          <w:szCs w:val="28"/>
+          <w:u w:val="single"/>
+          <w:shd w:val="clear" w:color="auto" w:fill="FFFFFF"/>
+        </w:rPr>
+        <w:lastRenderedPageBreak/>
+        <w:t xml:space="preserve">PART </w:t>
+      </w:r>
+      <w:r>
+        <w:rPr>
+          <w:rFonts w:ascii="Times New Roman" w:hAnsi="Times New Roman" w:cs="Times New Roman"/>
+          <w:b/>
+          <w:color w:val="383D48"/>
+          <w:sz w:val="28"/>
+          <w:szCs w:val="28"/>
+          <w:u w:val="single"/>
+          <w:shd w:val="clear" w:color="auto" w:fill="FFFFFF"/>
+        </w:rPr>
+        <w:t>–</w:t>
+      </w:r>
+      <w:r>
+        <w:rPr>
+          <w:rFonts w:ascii="Times New Roman" w:hAnsi="Times New Roman" w:cs="Times New Roman"/>
+          <w:b/>
+          <w:color w:val="383D48"/>
+          <w:sz w:val="28"/>
+          <w:szCs w:val="28"/>
+          <w:u w:val="single"/>
+          <w:shd w:val="clear" w:color="auto" w:fill="FFFFFF"/>
+        </w:rPr>
+        <w:t xml:space="preserve"> B</w:t>
+      </w:r>
+    </w:p>
+    <w:p>
+      <w:pPr>
+        <w:spacing w:after="0" w:line="240" w:lineRule="auto"/>
+        <w:jc w:val="center"/>
+        <w:rPr>
+          <w:rFonts w:ascii="Times New Roman" w:hAnsi="Times New Roman" w:cs="Times New Roman"/>
+          <w:b/>
+          <w:color w:val="383D48"/>
+          <w:sz w:val="28"/>
+          <w:szCs w:val="28"/>
+          <w:u w:val="single"/>
+          <w:shd w:val="clear" w:color="auto" w:fill="FFFFFF"/>
+        </w:rPr>
+      </w:pPr>
+    </w:p>
+    <w:p>
+      <w:pPr>
+        <w:spacing w:after="0" w:line="240" w:lineRule="auto"/>
+        <w:jc w:val="center"/>
+        <w:rPr>
+          <w:rFonts w:ascii="Times New Roman" w:hAnsi="Times New Roman" w:cs="Times New Roman"/>
+          <w:b/>
+          <w:color w:val="383D48"/>
+          <w:sz w:val="28"/>
+          <w:szCs w:val="28"/>
+          <w:u w:val="single"/>
+          <w:shd w:val="clear" w:color="auto" w:fill="FFFFFF"/>
+        </w:rPr>
+      </w:pPr>
+    </w:p>
+    <w:p>
+      <w:pPr>
+        <w:pStyle w:val="ListParagraph"/>
+        <w:numPr>
+          <w:ilvl w:val="0"/>
+          <w:numId w:val="15"/>
+        </w:numPr>
+        <w:spacing w:after="0" w:line="240" w:lineRule="auto"/>
+        <w:rPr>
+          <w:rFonts w:ascii="Times New Roman" w:hAnsi="Times New Roman" w:cs="Times New Roman"/>
+          <w:b/>
+          <w:color w:val="383D48"/>
+          <w:sz w:val="28"/>
+          <w:szCs w:val="28"/>
+          <w:shd w:val="clear" w:color="auto" w:fill="FFFFFF"/>
+        </w:rPr>
+      </w:pPr>
+      <w:r>
+        <w:rPr>
+          <w:rFonts w:ascii="Times New Roman" w:hAnsi="Times New Roman" w:cs="Times New Roman"/>
+          <w:b/>
+          <w:color w:val="383D48"/>
+          <w:sz w:val="28"/>
+          <w:szCs w:val="28"/>
+          <w:shd w:val="clear" w:color="auto" w:fill="FFFFFF"/>
+        </w:rPr>
+        <w:t>SavingsAccount.java</w:t>
+      </w:r>
+    </w:p>
+    <w:p>
+      <w:pPr>
+        <w:spacing w:after="0" w:line="240" w:lineRule="auto"/>
+        <w:rPr>
+          <w:rFonts w:ascii="Times New Roman" w:hAnsi="Times New Roman" w:cs="Times New Roman"/>
+          <w:b/>
+          <w:color w:val="383D48"/>
+          <w:sz w:val="28"/>
+          <w:szCs w:val="28"/>
+          <w:shd w:val="clear" w:color="auto" w:fill="FFFFFF"/>
+        </w:rPr>
+      </w:pPr>
+    </w:p>
+    <w:p>
+      <w:pPr>
+        <w:rPr>
+          <w:lang w:val="en-IN"/>
+        </w:rPr>
+      </w:pPr>
+      <w:r>
+        <w:rPr>
+          <w:lang w:val="en-IN"/>
+        </w:rPr>
+        <w:t>package model;</w:t>
+      </w:r>
+    </w:p>
+    <w:p>
+      <w:pPr>
+        <w:rPr>
+          <w:lang w:val="en-IN"/>
+        </w:rPr>
+      </w:pPr>
+    </w:p>
+    <w:p>
+      <w:pPr>
+        <w:rPr>
+          <w:lang w:val="en-IN"/>
+        </w:rPr>
+      </w:pPr>
+      <w:r>
+        <w:rPr>
+          <w:lang w:val="en-IN"/>
+        </w:rPr>
+        <w:t xml:space="preserve">public class </w:t>
+      </w:r>
+      <w:proofErr w:type="spellStart"/>
+      <w:r>
+        <w:rPr>
+          <w:lang w:val="en-IN"/>
+        </w:rPr>
+        <w:t>SavingsAccount</w:t>
+      </w:r>
+      <w:proofErr w:type="spellEnd"/>
+      <w:r>
+        <w:rPr>
+          <w:lang w:val="en-IN"/>
+        </w:rPr>
+        <w:t xml:space="preserve"> extends Account implements </w:t>
+      </w:r>
+      <w:proofErr w:type="spellStart"/>
+      <w:r>
+        <w:rPr>
+          <w:lang w:val="en-IN"/>
+        </w:rPr>
+        <w:t>InterestBearing</w:t>
+      </w:r>
+      <w:proofErr w:type="spellEnd"/>
+      <w:r>
+        <w:rPr>
+          <w:lang w:val="en-IN"/>
+        </w:rPr>
+        <w:t xml:space="preserve"> {</w:t>
+      </w:r>
+    </w:p>
+    <w:p>
+      <w:pPr>
+        <w:rPr>
+          <w:lang w:val="en-IN"/>
+        </w:rPr>
+      </w:pPr>
+    </w:p>
+    <w:p>
+      <w:pPr>
+        <w:rPr>
+          <w:lang w:val="en-IN"/>
+        </w:rPr>
+      </w:pPr>
+      <w:r>
+        <w:rPr>
+          <w:lang w:val="en-IN"/>
+        </w:rPr>
+        <w:t xml:space="preserve">    private static final long </w:t>
+      </w:r>
+      <w:proofErr w:type="spellStart"/>
+      <w:r>
+        <w:rPr>
+          <w:lang w:val="en-IN"/>
+        </w:rPr>
+        <w:t>serialVersionUID</w:t>
+      </w:r>
+      <w:proofErr w:type="spellEnd"/>
+      <w:r>
+        <w:rPr>
+          <w:lang w:val="en-IN"/>
+        </w:rPr>
+        <w:t xml:space="preserve"> = 1L;</w:t>
+      </w:r>
+    </w:p>
+    <w:p>
+      <w:pPr>
+        <w:rPr>
+          <w:lang w:val="en-IN"/>
+        </w:rPr>
+      </w:pPr>
+      <w:r>
+        <w:rPr>
+          <w:lang w:val="en-IN"/>
+        </w:rPr>
+        <w:t xml:space="preserve">    private final long </w:t>
+      </w:r>
+      <w:proofErr w:type="spellStart"/>
+      <w:r>
+        <w:rPr>
+          <w:lang w:val="en-IN"/>
+        </w:rPr>
+        <w:t>minBalance</w:t>
+      </w:r>
+      <w:proofErr w:type="spellEnd"/>
+      <w:r>
+        <w:rPr>
+          <w:lang w:val="en-IN"/>
+        </w:rPr>
+        <w:t>;</w:t>
+      </w:r>
+    </w:p>
+    <w:p>
+      <w:pPr>
+        <w:rPr>
+          <w:lang w:val="en-IN"/>
+        </w:rPr>
+      </w:pPr>
+    </w:p>
+    <w:p>
+      <w:pPr>
+        <w:rPr>
+          <w:lang w:val="en-IN"/>
+        </w:rPr>
+      </w:pPr>
+      <w:r>
+        <w:rPr>
+          <w:lang w:val="en-IN"/>
+        </w:rPr>
+        <w:t xml:space="preserve">    public </w:t>
+      </w:r>
+      <w:proofErr w:type="spellStart"/>
+      <w:proofErr w:type="gramStart"/>
+      <w:r>
+        <w:rPr>
+          <w:lang w:val="en-IN"/>
+        </w:rPr>
+        <w:t>SavingsAccount</w:t>
+      </w:r>
+      <w:proofErr w:type="spellEnd"/>
+      <w:r>
+        <w:rPr>
+          <w:lang w:val="en-IN"/>
+        </w:rPr>
+        <w:t>(</w:t>
+      </w:r>
+      <w:proofErr w:type="gramEnd"/>
+      <w:r>
+        <w:rPr>
+          <w:lang w:val="en-IN"/>
+        </w:rPr>
+        <w:t xml:space="preserve">String owner, long opening, long </w:t>
+      </w:r>
+      <w:proofErr w:type="spellStart"/>
+      <w:r>
+        <w:rPr>
+          <w:lang w:val="en-IN"/>
+        </w:rPr>
+        <w:t>minBalance</w:t>
+      </w:r>
+      <w:proofErr w:type="spellEnd"/>
+      <w:r>
+        <w:rPr>
+          <w:lang w:val="en-IN"/>
+        </w:rPr>
+        <w:t>) {</w:t>
+      </w:r>
+    </w:p>
+    <w:p>
+      <w:pPr>
+        <w:rPr>
+          <w:lang w:val="en-IN"/>
+        </w:rPr>
+      </w:pPr>
+      <w:r>
+        <w:rPr>
+          <w:lang w:val="en-IN"/>
+        </w:rPr>
+        <w:t xml:space="preserve">        </w:t>
+      </w:r>
+      <w:proofErr w:type="gramStart"/>
+      <w:r>
+        <w:rPr>
+          <w:lang w:val="en-IN"/>
+        </w:rPr>
+        <w:t>super(</w:t>
+      </w:r>
+      <w:proofErr w:type="gramEnd"/>
+      <w:r>
+        <w:rPr>
+          <w:lang w:val="en-IN"/>
+        </w:rPr>
+        <w:t>owner, opening);</w:t>
+      </w:r>
+    </w:p>
+    <w:p>
+      <w:pPr>
+        <w:rPr>
+          <w:lang w:val="en-IN"/>
+        </w:rPr>
+      </w:pPr>
+      <w:r>
+        <w:rPr>
+          <w:lang w:val="en-IN"/>
+        </w:rPr>
+        <w:t>        if (</w:t>
+      </w:r>
+      <w:proofErr w:type="spellStart"/>
+      <w:r>
+        <w:rPr>
+          <w:lang w:val="en-IN"/>
+        </w:rPr>
+        <w:t>minBalance</w:t>
+      </w:r>
+      <w:proofErr w:type="spellEnd"/>
+      <w:r>
+        <w:rPr>
+          <w:lang w:val="en-IN"/>
+        </w:rPr>
+        <w:t xml:space="preserve"> &lt; 0) {</w:t>
+      </w:r>
+    </w:p>
+    <w:p>
+      <w:pPr>
+        <w:rPr>
+          <w:lang w:val="en-IN"/>
+        </w:rPr>
+      </w:pPr>
+      <w:r>
+        <w:rPr>
+          <w:lang w:val="en-IN"/>
+        </w:rPr>
+        <w:t xml:space="preserve">            throw new </w:t>
+      </w:r>
+      <w:proofErr w:type="spellStart"/>
+      <w:proofErr w:type="gramStart"/>
+      <w:r>
+        <w:rPr>
+          <w:lang w:val="en-IN"/>
+        </w:rPr>
+        <w:t>IllegalArgumentException</w:t>
+      </w:r>
+      <w:proofErr w:type="spellEnd"/>
+      <w:r>
+        <w:rPr>
+          <w:lang w:val="en-IN"/>
+        </w:rPr>
+        <w:t>(</w:t>
+      </w:r>
+      <w:proofErr w:type="gramEnd"/>
+      <w:r>
+        <w:rPr>
+          <w:lang w:val="en-IN"/>
+        </w:rPr>
+        <w:t>"Minimum balance cannot be negative");</w:t>
+      </w:r>
+    </w:p>
+    <w:p>
+      <w:pPr>
+        <w:rPr>
+          <w:lang w:val="en-IN"/>
+        </w:rPr>
+      </w:pPr>
+      <w:r>
+        <w:rPr>
+          <w:lang w:val="en-IN"/>
+        </w:rPr>
+        <w:t xml:space="preserve">        </w:t>
+      </w:r>
+    </w:p>
+    <w:p>
+      <w:pPr>
+        <w:rPr>
+          <w:lang w:val="en-IN"/>
+        </w:rPr>
+      </w:pPr>
+      <w:r>
+        <w:rPr>
+          <w:lang w:val="en-IN"/>
+        </w:rPr>
+        <w:t xml:space="preserve">        </w:t>
+      </w:r>
+      <w:proofErr w:type="gramStart"/>
+      <w:r>
+        <w:rPr>
+          <w:lang w:val="en-IN"/>
+        </w:rPr>
+        <w:t>}</w:t>
+      </w:r>
+      <w:proofErr w:type="spellStart"/>
+      <w:r>
+        <w:rPr>
+          <w:lang w:val="en-IN"/>
+        </w:rPr>
+        <w:t>this</w:t>
+      </w:r>
+      <w:proofErr w:type="gramEnd"/>
+      <w:r>
+        <w:rPr>
+          <w:lang w:val="en-IN"/>
+        </w:rPr>
+        <w:t>.minBalance</w:t>
+      </w:r>
+      <w:proofErr w:type="spellEnd"/>
+      <w:r>
+        <w:rPr>
+          <w:lang w:val="en-IN"/>
+        </w:rPr>
+        <w:t xml:space="preserve"> = </w:t>
+      </w:r>
+      <w:proofErr w:type="spellStart"/>
+      <w:r>
+        <w:rPr>
+          <w:lang w:val="en-IN"/>
+        </w:rPr>
+        <w:t>minBalance</w:t>
+      </w:r>
+      <w:proofErr w:type="spellEnd"/>
+      <w:r>
+        <w:rPr>
+          <w:lang w:val="en-IN"/>
+        </w:rPr>
+        <w:t>;</w:t>
+      </w:r>
+    </w:p>
+    <w:p>
+      <w:pPr>
+        <w:rPr>
+          <w:lang w:val="en-IN"/>
+        </w:rPr>
+      </w:pPr>
+      <w:r>
+        <w:rPr>
+          <w:lang w:val="en-IN"/>
+        </w:rPr>
+        <w:t>    }</w:t>
+      </w:r>
+    </w:p>
+    <w:p>
+      <w:pPr>
+        <w:rPr>
+          <w:lang w:val="en-IN"/>
+        </w:rPr>
+      </w:pPr>
+    </w:p>
+    <w:p>
+      <w:pPr>
+        <w:rPr>
+          <w:lang w:val="en-IN"/>
+        </w:rPr>
+      </w:pPr>
+      <w:r>
+        <w:rPr>
+          <w:lang w:val="en-IN"/>
+        </w:rPr>
+        <w:t xml:space="preserve">    public long </w:t>
+      </w:r>
+      <w:proofErr w:type="spellStart"/>
+      <w:proofErr w:type="gramStart"/>
+      <w:r>
+        <w:rPr>
+          <w:lang w:val="en-IN"/>
+        </w:rPr>
+        <w:t>getMinBalance</w:t>
+      </w:r>
+      <w:proofErr w:type="spellEnd"/>
+      <w:r>
+        <w:rPr>
+          <w:lang w:val="en-IN"/>
+        </w:rPr>
+        <w:t>(</w:t>
+      </w:r>
+      <w:proofErr w:type="gramEnd"/>
+      <w:r>
+        <w:rPr>
+          <w:lang w:val="en-IN"/>
+        </w:rPr>
+        <w:t>) {</w:t>
+      </w:r>
+    </w:p>
+    <w:p>
+      <w:pPr>
+        <w:rPr>
+          <w:lang w:val="en-IN"/>
+        </w:rPr>
+      </w:pPr>
+      <w:r>
+        <w:rPr>
+          <w:lang w:val="en-IN"/>
+        </w:rPr>
+        <w:t xml:space="preserve">        return </w:t>
+      </w:r>
+      <w:proofErr w:type="spellStart"/>
+      <w:r>
+        <w:rPr>
+          <w:lang w:val="en-IN"/>
+        </w:rPr>
+        <w:t>minBalance</w:t>
+      </w:r>
+      <w:proofErr w:type="spellEnd"/>
+      <w:r>
+        <w:rPr>
+          <w:lang w:val="en-IN"/>
+        </w:rPr>
+        <w:t>;</w:t>
+      </w:r>
+    </w:p>
+    <w:p>
+      <w:pPr>
+        <w:rPr>
+          <w:lang w:val="en-IN"/>
+        </w:rPr>
+      </w:pPr>
+      <w:r>
+        <w:rPr>
+          <w:lang w:val="en-IN"/>
+        </w:rPr>
+        <w:t>    }</w:t>
+      </w:r>
+    </w:p>
+    <w:p>
+      <w:pPr>
+        <w:rPr>
+          <w:lang w:val="en-IN"/>
+        </w:rPr>
+      </w:pPr>
+    </w:p>
+    <w:p>
+      <w:pPr>
+        <w:rPr>
+          <w:lang w:val="en-IN"/>
+        </w:rPr>
+      </w:pPr>
+      <w:r>
+        <w:rPr>
+          <w:lang w:val="en-IN"/>
+        </w:rPr>
+        <w:t>    @Override</w:t>
+      </w:r>
+    </w:p>
+    <w:p>
+      <w:pPr>
+        <w:rPr>
+          <w:lang w:val="en-IN"/>
+        </w:rPr>
+      </w:pPr>
+      <w:r>
+        <w:rPr>
+          <w:lang w:val="en-IN"/>
+        </w:rPr>
+        <w:t xml:space="preserve">    public double </w:t>
+      </w:r>
+      <w:proofErr w:type="spellStart"/>
+      <w:proofErr w:type="gramStart"/>
+      <w:r>
+        <w:rPr>
+          <w:lang w:val="en-IN"/>
+        </w:rPr>
+        <w:t>interestRate</w:t>
+      </w:r>
+      <w:proofErr w:type="spellEnd"/>
+      <w:r>
+        <w:rPr>
+          <w:lang w:val="en-IN"/>
+        </w:rPr>
+        <w:t>(</w:t>
+      </w:r>
+      <w:proofErr w:type="gramEnd"/>
+      <w:r>
+        <w:rPr>
+          <w:lang w:val="en-IN"/>
+        </w:rPr>
+        <w:t>) {</w:t>
+      </w:r>
+    </w:p>
+    <w:p>
+      <w:pPr>
+        <w:rPr>
+          <w:lang w:val="en-IN"/>
+        </w:rPr>
+      </w:pPr>
+      <w:r>
+        <w:rPr>
+          <w:lang w:val="en-IN"/>
+        </w:rPr>
+        <w:t>        return 4.0;</w:t>
+      </w:r>
+    </w:p>
+    <w:p>
+      <w:pPr>
+        <w:rPr>
+          <w:lang w:val="en-IN"/>
+        </w:rPr>
+      </w:pPr>
+      <w:r>
+        <w:rPr>
+          <w:lang w:val="en-IN"/>
+        </w:rPr>
+        <w:lastRenderedPageBreak/>
+        <w:t>    }</w:t>
+      </w:r>
+    </w:p>
+    <w:p>
+      <w:pPr>
+        <w:rPr>
+          <w:lang w:val="en-IN"/>
+        </w:rPr>
+      </w:pPr>
+    </w:p>
+    <w:p>
+      <w:pPr>
+        <w:rPr>
+          <w:lang w:val="en-IN"/>
+        </w:rPr>
+      </w:pPr>
+      <w:r>
+        <w:rPr>
+          <w:lang w:val="en-IN"/>
+        </w:rPr>
+        <w:t>    @Override</w:t>
+      </w:r>
+    </w:p>
+    <w:p>
+      <w:pPr>
+        <w:rPr>
+          <w:lang w:val="en-IN"/>
+        </w:rPr>
+      </w:pPr>
+      <w:r>
+        <w:rPr>
+          <w:lang w:val="en-IN"/>
+        </w:rPr>
+        <w:t xml:space="preserve">    public </w:t>
+      </w:r>
+      <w:proofErr w:type="spellStart"/>
+      <w:r>
+        <w:rPr>
+          <w:lang w:val="en-IN"/>
+        </w:rPr>
+        <w:t>boolean</w:t>
+      </w:r>
+      <w:proofErr w:type="spellEnd"/>
+      <w:r>
+        <w:rPr>
+          <w:lang w:val="en-IN"/>
+        </w:rPr>
+        <w:t xml:space="preserve"> </w:t>
+      </w:r>
+      <w:proofErr w:type="spellStart"/>
+      <w:proofErr w:type="gramStart"/>
+      <w:r>
+        <w:rPr>
+          <w:lang w:val="en-IN"/>
+        </w:rPr>
+        <w:t>canWithdraw</w:t>
+      </w:r>
+      <w:proofErr w:type="spellEnd"/>
+      <w:r>
+        <w:rPr>
+          <w:lang w:val="en-IN"/>
+        </w:rPr>
+        <w:t>(</w:t>
+      </w:r>
+      <w:proofErr w:type="gramEnd"/>
+      <w:r>
+        <w:rPr>
+          <w:lang w:val="en-IN"/>
+        </w:rPr>
+        <w:t>long amount) {</w:t>
+      </w:r>
+    </w:p>
+    <w:p>
+      <w:pPr>
+        <w:rPr>
+          <w:lang w:val="en-IN"/>
+        </w:rPr>
+      </w:pPr>
+      <w:r>
+        <w:rPr>
+          <w:lang w:val="en-IN"/>
+        </w:rPr>
+        <w:t xml:space="preserve">        return amount &gt; 0 &amp;&amp; </w:t>
+      </w:r>
+      <w:proofErr w:type="spellStart"/>
+      <w:proofErr w:type="gramStart"/>
+      <w:r>
+        <w:rPr>
+          <w:lang w:val="en-IN"/>
+        </w:rPr>
+        <w:t>balanceUnsafe</w:t>
+      </w:r>
+      <w:proofErr w:type="spellEnd"/>
+      <w:r>
+        <w:rPr>
+          <w:lang w:val="en-IN"/>
+        </w:rPr>
+        <w:t>(</w:t>
+      </w:r>
+      <w:proofErr w:type="gramEnd"/>
+      <w:r>
+        <w:rPr>
+          <w:lang w:val="en-IN"/>
+        </w:rPr>
+        <w:t xml:space="preserve">) - amount &gt;= </w:t>
+      </w:r>
+      <w:proofErr w:type="spellStart"/>
+      <w:r>
+        <w:rPr>
+          <w:lang w:val="en-IN"/>
+        </w:rPr>
+        <w:t>minBalance</w:t>
+      </w:r>
+      <w:proofErr w:type="spellEnd"/>
+      <w:r>
+        <w:rPr>
+          <w:lang w:val="en-IN"/>
+        </w:rPr>
+        <w:t>;</w:t>
+      </w:r>
+    </w:p>
+    <w:p>
+      <w:pPr>
+        <w:rPr>
+          <w:lang w:val="en-IN"/>
+        </w:rPr>
+      </w:pPr>
+      <w:r>
+        <w:rPr>
+          <w:lang w:val="en-IN"/>
+        </w:rPr>
+        <w:t>    }</w:t>
+      </w:r>
+    </w:p>
+    <w:p>
+      <w:pPr>
+        <w:rPr>
+          <w:lang w:val="en-IN"/>
+        </w:rPr>
+      </w:pPr>
+      <w:r>
+        <w:rPr>
+          <w:lang w:val="en-IN"/>
+        </w:rPr>
+        <w:t>}</w:t>
+      </w:r>
+    </w:p>
+    <w:p>
+      <w:pPr>
+        <w:rPr>
+          <w:lang w:val="en-IN"/>
+        </w:rPr>
+      </w:pPr>
+    </w:p>
+    <w:p>
+      <w:pPr>
+        <w:pStyle w:val="ListParagraph"/>
+        <w:numPr>
+          <w:ilvl w:val="0"/>
+          <w:numId w:val="15"/>
+        </w:numPr>
+        <w:spacing w:after="0" w:line="240" w:lineRule="auto"/>
+        <w:rPr>
+          <w:rFonts w:ascii="Times New Roman" w:hAnsi="Times New Roman" w:cs="Times New Roman"/>
+          <w:b/>
+          <w:color w:val="383D48"/>
+          <w:sz w:val="28"/>
+          <w:szCs w:val="28"/>
+          <w:u w:val="single"/>
+          <w:shd w:val="clear" w:color="auto" w:fill="FFFFFF"/>
+        </w:rPr>
+      </w:pPr>
+      <w:proofErr w:type="gramStart"/>
+      <w:r>
+        <w:rPr>
+          <w:rFonts w:ascii="Times New Roman" w:hAnsi="Times New Roman" w:cs="Times New Roman"/>
+          <w:b/>
+          <w:color w:val="383D48"/>
+          <w:sz w:val="28"/>
+          <w:szCs w:val="28"/>
+          <w:u w:val="single"/>
+          <w:shd w:val="clear" w:color="auto" w:fill="FFFFFF"/>
+        </w:rPr>
+        <w:t>Output:-</w:t>
+      </w:r>
+      <w:proofErr w:type="gramEnd"/>
+    </w:p>
+    <w:p>
+      <w:pPr>
+        <w:spacing w:after="0" w:line="240" w:lineRule="auto"/>
+        <w:rPr>
+          <w:rFonts w:ascii="Times New Roman" w:hAnsi="Times New Roman" w:cs="Times New Roman"/>
+          <w:b/>
+          <w:color w:val="383D48"/>
+          <w:sz w:val="28"/>
+          <w:szCs w:val="28"/>
+          <w:shd w:val="clear" w:color="auto" w:fill="FFFFFF"/>
+        </w:rPr>
+      </w:pPr>
+    </w:p>
+    <w:p>
+      <w:pPr>
+        <w:spacing w:after="0" w:line="240" w:lineRule="auto"/>
+        <w:rPr>
+          <w:rFonts w:ascii="Times New Roman" w:hAnsi="Times New Roman" w:cs="Times New Roman"/>
+          <w:b/>
+          <w:color w:val="383D48"/>
+          <w:sz w:val="28"/>
+          <w:szCs w:val="28"/>
+          <w:shd w:val="clear" w:color="auto" w:fill="FFFFFF"/>
+        </w:rPr>
+      </w:pPr>
+      <w:r>
+        <w:rPr>
+          <w:rFonts w:ascii="Times New Roman" w:hAnsi="Times New Roman" w:cs="Times New Roman"/>
+          <w:b/>
+          <w:noProof/>
+          <w:color w:val="383D48"/>
+          <w:sz w:val="28"/>
+          <w:szCs w:val="28"/>
+          <w:shd w:val="clear" w:color="auto" w:fill="FFFFFF"/>
+        </w:rPr>
+        <w:drawing>
+          <wp:inline distT="0" distB="0" distL="0" distR="0" wp14:anchorId="1A3E7BC6" wp14:editId="5243DD4E">
+            <wp:extent cx="5957888" cy="685800"/>
+            <wp:effectExtent l="0" t="0" r="5080" b="0"/>
+            <wp:docPr id="1945795195" name="Picture 1"/>
+            <wp:cNvGraphicFramePr>
+              <a:graphicFrameLocks xmlns:a="http://schemas.openxmlformats.org/drawingml/2006/main" noChangeAspect="1"/>
+            </wp:cNvGraphicFramePr>
+            <a:graphic xmlns:a="http://schemas.openxmlformats.org/drawingml/2006/main">
+              <a:graphicData uri="http://schemas.openxmlformats.org/drawingml/2006/picture">
+                <pic:pic xmlns:pic="http://schemas.openxmlformats.org/drawingml/2006/picture">
+                  <pic:nvPicPr>
+                    <pic:cNvPr id="1945795195" name="Picture 1945795195"/>
+                    <pic:cNvPicPr/>
+                  </pic:nvPicPr>
+                  <pic:blipFill>
+                    <a:blip r:embed="rId14">
+                      <a:extLst>
+                        <a:ext uri="{28A0092B-C50C-407E-A947-70E740481C1C}">
+                          <a14:useLocalDpi xmlns:a14="http://schemas.microsoft.com/office/drawing/2010/main" val="0"/>
+                        </a:ext>
+                      </a:extLst>
+                    </a:blip>
+                    <a:stretch>
+                      <a:fillRect/>
+                    </a:stretch>
+                  </pic:blipFill>
+                  <pic:spPr>
+                    <a:xfrm>
+                      <a:off x="0" y="0"/>
+                      <a:ext cx="5962293" cy="686307"/>
+                    </a:xfrm>
+                    <a:prstGeom prst="rect">
+                      <a:avLst/>
+                    </a:prstGeom>
+                  </pic:spPr>
+                </pic:pic>
+              </a:graphicData>
+            </a:graphic>
+          </wp:inline>
+        </w:drawing>
+      </w:r>
+    </w:p>
+    <w:p>
+      <w:pPr>
+        <w:spacing w:after="0" w:line="240" w:lineRule="auto"/>
+        <w:rPr>
+          <w:rFonts w:ascii="Times New Roman" w:hAnsi="Times New Roman" w:cs="Times New Roman"/>
+          <w:b/>
+          <w:color w:val="383D48"/>
+          <w:sz w:val="28"/>
+          <w:szCs w:val="28"/>
+          <w:shd w:val="clear" w:color="auto" w:fill="FFFFFF"/>
+        </w:rPr>
+      </w:pPr>
+    </w:p>
+    <w:p>
+      <w:pPr>
+        <w:spacing w:after="0" w:line="240" w:lineRule="auto"/>
+        <w:rPr>
+          <w:rFonts w:ascii="Times New Roman" w:hAnsi="Times New Roman" w:cs="Times New Roman"/>
+          <w:b/>
+          <w:color w:val="383D48"/>
+          <w:sz w:val="28"/>
+          <w:szCs w:val="28"/>
+          <w:shd w:val="clear" w:color="auto" w:fill="FFFFFF"/>
+        </w:rPr>
+      </w:pPr>
+    </w:p>
+    <w:p>
+      <w:pPr>
+        <w:spacing w:after="0" w:line="240" w:lineRule="auto"/>
+        <w:rPr>
+          <w:rFonts w:ascii="Times New Roman" w:hAnsi="Times New Roman" w:cs="Times New Roman"/>
+          <w:b/>
+          <w:color w:val="383D48"/>
+          <w:sz w:val="28"/>
+          <w:szCs w:val="28"/>
+          <w:shd w:val="clear" w:color="auto" w:fill="FFFFFF"/>
+        </w:rPr>
+      </w:pPr>
+    </w:p>
+    <w:p>
+      <w:pPr>
+        <w:spacing w:after="0" w:line="240" w:lineRule="auto"/>
+        <w:rPr>
+          <w:rFonts w:ascii="Times New Roman" w:hAnsi="Times New Roman" w:cs="Times New Roman"/>
+          <w:b/>
+          <w:color w:val="383D48"/>
+          <w:sz w:val="28"/>
+          <w:szCs w:val="28"/>
+          <w:shd w:val="clear" w:color="auto" w:fill="FFFFFF"/>
+        </w:rPr>
+      </w:pPr>
+    </w:p>
+    <w:p>
+      <w:pPr>
+        <w:spacing w:after="0" w:line="240" w:lineRule="auto"/>
+        <w:rPr>
+          <w:rFonts w:ascii="Times New Roman" w:hAnsi="Times New Roman" w:cs="Times New Roman"/>
+          <w:b/>
+          <w:color w:val="383D48"/>
+          <w:sz w:val="28"/>
+          <w:szCs w:val="28"/>
+          <w:shd w:val="clear" w:color="auto" w:fill="FFFFFF"/>
+        </w:rPr>
+      </w:pPr>
+    </w:p>
+    <w:p>
+      <w:pPr>
+        <w:spacing w:after="0" w:line="240" w:lineRule="auto"/>
+        <w:rPr>
+          <w:rFonts w:ascii="Times New Roman" w:hAnsi="Times New Roman" w:cs="Times New Roman"/>
+          <w:b/>
+          <w:color w:val="383D48"/>
+          <w:sz w:val="28"/>
+          <w:szCs w:val="28"/>
+          <w:shd w:val="clear" w:color="auto" w:fill="FFFFFF"/>
+        </w:rPr>
+      </w:pPr>
+    </w:p>
+    <w:p>
+      <w:pPr>
+        <w:spacing w:after="0" w:line="240" w:lineRule="auto"/>
+        <w:rPr>
+          <w:rFonts w:ascii="Times New Roman" w:hAnsi="Times New Roman" w:cs="Times New Roman"/>
+          <w:b/>
+          <w:color w:val="383D48"/>
+          <w:sz w:val="28"/>
+          <w:szCs w:val="28"/>
+          <w:shd w:val="clear" w:color="auto" w:fill="FFFFFF"/>
+        </w:rPr>
+      </w:pPr>
+    </w:p>
+    <w:p>
+      <w:pPr>
+        <w:spacing w:after="0" w:line="240" w:lineRule="auto"/>
+        <w:rPr>
+          <w:rFonts w:ascii="Times New Roman" w:hAnsi="Times New Roman" w:cs="Times New Roman"/>
+          <w:b/>
+          <w:color w:val="383D48"/>
+          <w:sz w:val="28"/>
+          <w:szCs w:val="28"/>
+          <w:shd w:val="clear" w:color="auto" w:fill="FFFFFF"/>
+        </w:rPr>
+      </w:pPr>
+    </w:p>
+    <w:p>
+      <w:pPr>
+        <w:spacing w:after="0" w:line="240" w:lineRule="auto"/>
+        <w:rPr>
+          <w:rFonts w:ascii="Times New Roman" w:hAnsi="Times New Roman" w:cs="Times New Roman"/>
+          <w:b/>
+          <w:color w:val="383D48"/>
+          <w:sz w:val="28"/>
+          <w:szCs w:val="28"/>
+          <w:shd w:val="clear" w:color="auto" w:fill="FFFFFF"/>
+        </w:rPr>
+      </w:pPr>
+    </w:p>
+    <w:p>
+      <w:pPr>
+        <w:spacing w:after="0" w:line="240" w:lineRule="auto"/>
+        <w:rPr>
+          <w:rFonts w:ascii="Times New Roman" w:hAnsi="Times New Roman" w:cs="Times New Roman"/>
+          <w:b/>
+          <w:color w:val="383D48"/>
+          <w:sz w:val="28"/>
+          <w:szCs w:val="28"/>
+          <w:shd w:val="clear" w:color="auto" w:fill="FFFFFF"/>
+        </w:rPr>
+      </w:pPr>
+    </w:p>
+    <w:p>
+      <w:pPr>
+        <w:spacing w:after="0" w:line="240" w:lineRule="auto"/>
+        <w:rPr>
+          <w:rFonts w:ascii="Times New Roman" w:hAnsi="Times New Roman" w:cs="Times New Roman"/>
+          <w:b/>
+          <w:color w:val="383D48"/>
+          <w:sz w:val="28"/>
+          <w:szCs w:val="28"/>
+          <w:shd w:val="clear" w:color="auto" w:fill="FFFFFF"/>
+        </w:rPr>
+      </w:pPr>
+    </w:p>
+    <w:p>
+      <w:pPr>
+        <w:spacing w:after="0" w:line="240" w:lineRule="auto"/>
+        <w:rPr>
+          <w:rFonts w:ascii="Times New Roman" w:hAnsi="Times New Roman" w:cs="Times New Roman"/>
+          <w:b/>
+          <w:color w:val="383D48"/>
+          <w:sz w:val="28"/>
+          <w:szCs w:val="28"/>
+          <w:shd w:val="clear" w:color="auto" w:fill="FFFFFF"/>
+        </w:rPr>
+      </w:pPr>
+    </w:p>
+    <w:p>
+      <w:pPr>
+        <w:spacing w:after="0" w:line="240" w:lineRule="auto"/>
+        <w:rPr>
+          <w:rFonts w:ascii="Times New Roman" w:hAnsi="Times New Roman" w:cs="Times New Roman"/>
+          <w:b/>
+          <w:color w:val="383D48"/>
+          <w:sz w:val="28"/>
+          <w:szCs w:val="28"/>
+          <w:shd w:val="clear" w:color="auto" w:fill="FFFFFF"/>
+        </w:rPr>
+      </w:pPr>
+    </w:p>
+    <w:p>
+      <w:pPr>
+        <w:spacing w:after="0" w:line="240" w:lineRule="auto"/>
+        <w:rPr>
+          <w:rFonts w:ascii="Times New Roman" w:hAnsi="Times New Roman" w:cs="Times New Roman"/>
+          <w:b/>
+          <w:color w:val="383D48"/>
+          <w:sz w:val="28"/>
+          <w:szCs w:val="28"/>
+          <w:shd w:val="clear" w:color="auto" w:fill="FFFFFF"/>
+        </w:rPr>
+      </w:pPr>
+    </w:p>
+    <w:p>
+      <w:pPr>
+        <w:spacing w:after="0" w:line="240" w:lineRule="auto"/>
+        <w:rPr>
+          <w:rFonts w:ascii="Times New Roman" w:hAnsi="Times New Roman" w:cs="Times New Roman"/>
+          <w:b/>
+          <w:color w:val="383D48"/>
+          <w:sz w:val="28"/>
+          <w:szCs w:val="28"/>
+          <w:shd w:val="clear" w:color="auto" w:fill="FFFFFF"/>
+        </w:rPr>
+      </w:pPr>
+    </w:p>
+    <w:p>
+      <w:pPr>
+        <w:spacing w:after="0" w:line="240" w:lineRule="auto"/>
+        <w:rPr>
+          <w:rFonts w:ascii="Times New Roman" w:hAnsi="Times New Roman" w:cs="Times New Roman"/>
+          <w:b/>
+          <w:color w:val="383D48"/>
+          <w:sz w:val="28"/>
+          <w:szCs w:val="28"/>
+          <w:shd w:val="clear" w:color="auto" w:fill="FFFFFF"/>
+        </w:rPr>
+      </w:pPr>
+    </w:p>
+    <w:p>
+      <w:pPr>
+        <w:spacing w:after="0" w:line="240" w:lineRule="auto"/>
+        <w:rPr>
+          <w:rFonts w:ascii="Times New Roman" w:hAnsi="Times New Roman" w:cs="Times New Roman"/>
+          <w:b/>
+          <w:color w:val="383D48"/>
+          <w:sz w:val="28"/>
+          <w:szCs w:val="28"/>
+          <w:shd w:val="clear" w:color="auto" w:fill="FFFFFF"/>
+        </w:rPr>
+      </w:pPr>
+    </w:p>
+    <w:p>
+      <w:pPr>
+        <w:spacing w:after="0" w:line="240" w:lineRule="auto"/>
+        <w:rPr>
+          <w:rFonts w:ascii="Times New Roman" w:hAnsi="Times New Roman" w:cs="Times New Roman"/>
+          <w:b/>
+          <w:color w:val="383D48"/>
+          <w:sz w:val="28"/>
+          <w:szCs w:val="28"/>
+          <w:shd w:val="clear" w:color="auto" w:fill="FFFFFF"/>
+        </w:rPr>
+      </w:pPr>
+    </w:p>
+    <w:p>
+      <w:pPr>
+        <w:spacing w:after="0" w:line="240" w:lineRule="auto"/>
+        <w:rPr>
+          <w:rFonts w:ascii="Times New Roman" w:hAnsi="Times New Roman" w:cs="Times New Roman"/>
+          <w:b/>
+          <w:color w:val="383D48"/>
+          <w:sz w:val="28"/>
+          <w:szCs w:val="28"/>
+          <w:shd w:val="clear" w:color="auto" w:fill="FFFFFF"/>
+        </w:rPr>
+      </w:pPr>
+    </w:p>
+    <w:p>
+      <w:pPr>
+        <w:spacing w:after="0" w:line="240" w:lineRule="auto"/>
+        <w:rPr>
+          <w:rFonts w:ascii="Times New Roman" w:hAnsi="Times New Roman" w:cs="Times New Roman"/>
+          <w:b/>
+          <w:color w:val="383D48"/>
+          <w:sz w:val="28"/>
+          <w:szCs w:val="28"/>
+          <w:shd w:val="clear" w:color="auto" w:fill="FFFFFF"/>
+        </w:rPr>
+      </w:pPr>
+    </w:p>
+    <w:p>
+      <w:pPr>
+        <w:spacing w:after="0" w:line="240" w:lineRule="auto"/>
+        <w:rPr>
+          <w:rFonts w:ascii="Times New Roman" w:hAnsi="Times New Roman" w:cs="Times New Roman"/>
+          <w:b/>
+          <w:color w:val="383D48"/>
+          <w:sz w:val="28"/>
+          <w:szCs w:val="28"/>
+          <w:shd w:val="clear" w:color="auto" w:fill="FFFFFF"/>
+        </w:rPr>
+      </w:pPr>
+    </w:p>
+    <w:p>
+      <w:pPr>
+        <w:spacing w:after="0" w:line="240" w:lineRule="auto"/>
+        <w:rPr>
+          <w:rFonts w:ascii="Times New Roman" w:hAnsi="Times New Roman" w:cs="Times New Roman"/>
+          <w:b/>
+          <w:color w:val="383D48"/>
+          <w:sz w:val="28"/>
+          <w:szCs w:val="28"/>
+          <w:shd w:val="clear" w:color="auto" w:fill="FFFFFF"/>
+        </w:rPr>
+      </w:pPr>
+    </w:p>
+    <w:p>
+      <w:pPr>
+        <w:spacing w:after="0" w:line="240" w:lineRule="auto"/>
+        <w:rPr>
+          <w:rFonts w:ascii="Times New Roman" w:hAnsi="Times New Roman" w:cs="Times New Roman"/>
+          <w:b/>
+          <w:color w:val="383D48"/>
+          <w:sz w:val="28"/>
+          <w:szCs w:val="28"/>
+          <w:shd w:val="clear" w:color="auto" w:fill="FFFFFF"/>
+        </w:rPr>
+      </w:pPr>
+      <w:r>
+        <w:rPr>
+          <w:rFonts w:ascii="Times New Roman" w:hAnsi="Times New Roman" w:cs="Times New Roman"/>
+          <w:b/>
+          <w:color w:val="383D48"/>
+          <w:sz w:val="28"/>
+          <w:szCs w:val="28"/>
+          <w:shd w:val="clear" w:color="auto" w:fill="FFFFFF"/>
+        </w:rPr>
+        <w:lastRenderedPageBreak/>
         <w:t xml:space="preserve">Learning </w:t>
       </w:r>
       <w:r>
@@ -1560,8 +2862,8 @@
       </w:r>
     </w:p>
     <w:sectPr>
-      <w:headerReference w:type="default" r:id="rId14"/>
-      <w:footerReference w:type="default" r:id="rId15"/>
+      <w:headerReference w:type="default" r:id="rId15"/>
+      <w:footerReference w:type="default" r:id="rId16"/>
       <w:pgSz w:w="12240" w:h="15840"/>
       <w:pgMar w:top="1440" w:right="1440" w:bottom="1440" w:left="1440" w:header="720" w:footer="720" w:gutter="0"/>
       <w:cols w:space="720"/>
@@ -2616,7 +3918,7 @@
   <w:abstractNum w:abstractNumId="7" w15:restartNumberingAfterBreak="0">
     <w:nsid w:val="43A25EFE"/>
     <w:multiLevelType w:val="hybridMultilevel"/>
-    <w:tmpl w:val="97D8A7C6"/>
+    <w:tmpl w:val="DC44D2D0"/>
     <w:lvl w:ilvl="0" w:tplc="40090001">
       <w:start w:val="1"/>
       <w:numFmt w:val="bullet"/>
